--- a/documents/ps2-ai-guidance.docx
+++ b/documents/ps2-ai-guidance.docx
@@ -36,7 +36,7 @@
       <w:r>
         <w:t xml:space="preserve"> </w:t>
       </w:r>
-      <w:hyperlink r:id="rId20">
+      <w:hyperlink r:id="rId17">
         <w:r>
           <w:rPr>
             <w:rStyle w:val="Hyperlink"/>
@@ -69,7 +69,7 @@
         <w:t xml:space="preserve">— use for clearly delineated tasks as appropriate.</w:t>
       </w:r>
     </w:p>
-    <w:bookmarkStart w:id="21" w:name="the-principle"/>
+    <w:bookmarkStart w:id="18" w:name="the-principle"/>
     <w:p>
       <w:pPr>
         <w:pStyle w:val="Heading2"/>
@@ -228,8 +228,8 @@
         <w:t xml:space="preserve">.</w:t>
       </w:r>
     </w:p>
-    <w:bookmarkEnd w:id="21"/>
-    <w:bookmarkStart w:id="22" w:name="a-decision-tree"/>
+    <w:bookmarkEnd w:id="18"/>
+    <w:bookmarkStart w:id="19" w:name="a-decision-tree"/>
     <w:p>
       <w:pPr>
         <w:pStyle w:val="Heading2"/>
@@ -357,8 +357,8 @@
         <w:t xml:space="preserve">You may use AI here at your own judgement.</w:t>
       </w:r>
     </w:p>
-    <w:bookmarkEnd w:id="22"/>
-    <w:bookmarkStart w:id="26" w:name="three-tiers-with-examples"/>
+    <w:bookmarkEnd w:id="19"/>
+    <w:bookmarkStart w:id="23" w:name="three-tiers-with-examples"/>
     <w:p>
       <w:pPr>
         <w:pStyle w:val="Heading2"/>
@@ -367,7 +367,7 @@
         <w:t xml:space="preserve">Three tiers, with examples</w:t>
       </w:r>
     </w:p>
-    <w:bookmarkStart w:id="23" w:name="X89439e512d0677f2e9aeaa924dddc7a6106a023"/>
+    <w:bookmarkStart w:id="20" w:name="X89439e512d0677f2e9aeaa924dddc7a6106a023"/>
     <w:p>
       <w:pPr>
         <w:pStyle w:val="Heading3"/>
@@ -493,8 +493,8 @@
         <w:t xml:space="preserve">Use these interactions as learning opportunities. Read the AI’s explanations, try things out in Stata, and build your understanding of why the code works — not just what to type.</w:t>
       </w:r>
     </w:p>
-    <w:bookmarkEnd w:id="23"/>
-    <w:bookmarkStart w:id="24" w:name="X1adc65e3668460b95772cb417f15afde2872f52"/>
+    <w:bookmarkEnd w:id="20"/>
+    <w:bookmarkStart w:id="21" w:name="X1adc65e3668460b95772cb417f15afde2872f52"/>
     <w:p>
       <w:pPr>
         <w:pStyle w:val="Heading3"/>
@@ -556,8 +556,8 @@
         <w:t xml:space="preserve">)</w:t>
       </w:r>
     </w:p>
-    <w:bookmarkEnd w:id="24"/>
-    <w:bookmarkStart w:id="25" w:name="X670fdede6c67fb0a76edfba0a0eb022565d3ff0"/>
+    <w:bookmarkEnd w:id="21"/>
+    <w:bookmarkStart w:id="22" w:name="X670fdede6c67fb0a76edfba0a0eb022565d3ff0"/>
     <w:p>
       <w:pPr>
         <w:pStyle w:val="Heading3"/>
@@ -634,9 +634,9 @@
         <w:t xml:space="preserve">Discussing causality, confounding, and the limitations of your analysis</w:t>
       </w:r>
     </w:p>
-    <w:bookmarkEnd w:id="25"/>
-    <w:bookmarkEnd w:id="26"/>
-    <w:bookmarkStart w:id="27" w:name="a-note-on-the-grey-zone"/>
+    <w:bookmarkEnd w:id="22"/>
+    <w:bookmarkEnd w:id="23"/>
+    <w:bookmarkStart w:id="24" w:name="a-note-on-the-grey-zone"/>
     <w:p>
       <w:pPr>
         <w:pStyle w:val="Heading2"/>
@@ -717,8 +717,8 @@
         <w:t xml:space="preserve">A useful test: if you could ask the same question without mentioning your research question, your variables, or your dataset, it is likely on the right side of the line. Once your specific analysis enters the conversation, you have moved into assessed territory.</w:t>
       </w:r>
     </w:p>
-    <w:bookmarkEnd w:id="27"/>
-    <w:bookmarkStart w:id="28" w:name="college-guidance-and-acknowledgement"/>
+    <w:bookmarkEnd w:id="24"/>
+    <w:bookmarkStart w:id="25" w:name="college-guidance-and-acknowledgement"/>
     <w:p>
       <w:pPr>
         <w:pStyle w:val="Heading2"/>
@@ -737,7 +737,7 @@
       <w:r>
         <w:t xml:space="preserve"> </w:t>
       </w:r>
-      <w:hyperlink r:id="rId20">
+      <w:hyperlink r:id="rId17">
         <w:r>
           <w:rPr>
             <w:rStyle w:val="Hyperlink"/>
@@ -754,9 +754,9 @@
         <w:t xml:space="preserve">As noted in the College guidance, you should acknowledge the use of AI tools in your submission. If you used AI for any part of your work (including permitted and encouraged uses), note this in your submission in accordance with the module’s requirements.</w:t>
       </w:r>
     </w:p>
-    <w:bookmarkEnd w:id="28"/>
+    <w:bookmarkEnd w:id="25"/>
     <w:sectPr>
-      <w:footerReference r:id="rId9" w:type="default"/>
+      <w:footerReference r:id="rId8" w:type="default"/>
       <w:footnotePr>
         <w:numRestart w:val="eachSect"/>
       </w:footnotePr>

--- a/documents/ps2-ai-guidance.docx
+++ b/documents/ps2-ai-guidance.docx
@@ -36,7 +36,7 @@
       <w:r>
         <w:t xml:space="preserve"> </w:t>
       </w:r>
-      <w:hyperlink r:id="rId17">
+      <w:hyperlink r:id="rId20">
         <w:r>
           <w:rPr>
             <w:rStyle w:val="Hyperlink"/>
@@ -69,7 +69,7 @@
         <w:t xml:space="preserve">— use for clearly delineated tasks as appropriate.</w:t>
       </w:r>
     </w:p>
-    <w:bookmarkStart w:id="18" w:name="the-principle"/>
+    <w:bookmarkStart w:id="21" w:name="the-principle"/>
     <w:p>
       <w:pPr>
         <w:pStyle w:val="Heading2"/>
@@ -228,8 +228,8 @@
         <w:t xml:space="preserve">.</w:t>
       </w:r>
     </w:p>
-    <w:bookmarkEnd w:id="18"/>
-    <w:bookmarkStart w:id="19" w:name="a-decision-tree"/>
+    <w:bookmarkEnd w:id="21"/>
+    <w:bookmarkStart w:id="22" w:name="a-decision-tree"/>
     <w:p>
       <w:pPr>
         <w:pStyle w:val="Heading2"/>
@@ -357,8 +357,8 @@
         <w:t xml:space="preserve">You may use AI here at your own judgement.</w:t>
       </w:r>
     </w:p>
-    <w:bookmarkEnd w:id="19"/>
-    <w:bookmarkStart w:id="23" w:name="three-tiers-with-examples"/>
+    <w:bookmarkEnd w:id="22"/>
+    <w:bookmarkStart w:id="26" w:name="three-tiers-with-examples"/>
     <w:p>
       <w:pPr>
         <w:pStyle w:val="Heading2"/>
@@ -367,7 +367,7 @@
         <w:t xml:space="preserve">Three tiers, with examples</w:t>
       </w:r>
     </w:p>
-    <w:bookmarkStart w:id="20" w:name="X89439e512d0677f2e9aeaa924dddc7a6106a023"/>
+    <w:bookmarkStart w:id="23" w:name="X89439e512d0677f2e9aeaa924dddc7a6106a023"/>
     <w:p>
       <w:pPr>
         <w:pStyle w:val="Heading3"/>
@@ -493,8 +493,8 @@
         <w:t xml:space="preserve">Use these interactions as learning opportunities. Read the AI’s explanations, try things out in Stata, and build your understanding of why the code works — not just what to type.</w:t>
       </w:r>
     </w:p>
-    <w:bookmarkEnd w:id="20"/>
-    <w:bookmarkStart w:id="21" w:name="X1adc65e3668460b95772cb417f15afde2872f52"/>
+    <w:bookmarkEnd w:id="23"/>
+    <w:bookmarkStart w:id="24" w:name="X1adc65e3668460b95772cb417f15afde2872f52"/>
     <w:p>
       <w:pPr>
         <w:pStyle w:val="Heading3"/>
@@ -556,8 +556,8 @@
         <w:t xml:space="preserve">)</w:t>
       </w:r>
     </w:p>
-    <w:bookmarkEnd w:id="21"/>
-    <w:bookmarkStart w:id="22" w:name="X670fdede6c67fb0a76edfba0a0eb022565d3ff0"/>
+    <w:bookmarkEnd w:id="24"/>
+    <w:bookmarkStart w:id="25" w:name="X670fdede6c67fb0a76edfba0a0eb022565d3ff0"/>
     <w:p>
       <w:pPr>
         <w:pStyle w:val="Heading3"/>
@@ -634,9 +634,9 @@
         <w:t xml:space="preserve">Discussing causality, confounding, and the limitations of your analysis</w:t>
       </w:r>
     </w:p>
-    <w:bookmarkEnd w:id="22"/>
-    <w:bookmarkEnd w:id="23"/>
-    <w:bookmarkStart w:id="24" w:name="a-note-on-the-grey-zone"/>
+    <w:bookmarkEnd w:id="25"/>
+    <w:bookmarkEnd w:id="26"/>
+    <w:bookmarkStart w:id="27" w:name="a-note-on-the-grey-zone"/>
     <w:p>
       <w:pPr>
         <w:pStyle w:val="Heading2"/>
@@ -717,8 +717,8 @@
         <w:t xml:space="preserve">A useful test: if you could ask the same question without mentioning your research question, your variables, or your dataset, it is likely on the right side of the line. Once your specific analysis enters the conversation, you have moved into assessed territory.</w:t>
       </w:r>
     </w:p>
-    <w:bookmarkEnd w:id="24"/>
-    <w:bookmarkStart w:id="25" w:name="college-guidance-and-acknowledgement"/>
+    <w:bookmarkEnd w:id="27"/>
+    <w:bookmarkStart w:id="28" w:name="college-guidance-and-acknowledgement"/>
     <w:p>
       <w:pPr>
         <w:pStyle w:val="Heading2"/>
@@ -737,7 +737,7 @@
       <w:r>
         <w:t xml:space="preserve"> </w:t>
       </w:r>
-      <w:hyperlink r:id="rId17">
+      <w:hyperlink r:id="rId20">
         <w:r>
           <w:rPr>
             <w:rStyle w:val="Hyperlink"/>
@@ -754,9 +754,9 @@
         <w:t xml:space="preserve">As noted in the College guidance, you should acknowledge the use of AI tools in your submission. If you used AI for any part of your work (including permitted and encouraged uses), note this in your submission in accordance with the module’s requirements.</w:t>
       </w:r>
     </w:p>
-    <w:bookmarkEnd w:id="25"/>
+    <w:bookmarkEnd w:id="28"/>
     <w:sectPr>
-      <w:footerReference r:id="rId8" w:type="default"/>
+      <w:footerReference r:id="rId9" w:type="default"/>
       <w:footnotePr>
         <w:numRestart w:val="eachSect"/>
       </w:footnotePr>
